--- a/data/TEMPLATE_hodler_deal.docx
+++ b/data/TEMPLATE_hodler_deal.docx
@@ -765,7 +765,7 @@
                 <w:szCs w:val="16"/>
                 <w:rtl w:val="0"/>
               </w:rPr>
-              <w:t xml:space="preserve">{{client_name}} </w:t>
+              <w:t xml:space="preserve">{{client_display_name}} </w:t>
             </w:r>
           </w:p>
           <w:p>
@@ -785,7 +785,7 @@
                 <w:szCs w:val="16"/>
                 <w:rtl w:val="0"/>
               </w:rPr>
-              <w:t xml:space="preserve">Местонахождение: {{client_address}} ОГРН {{client_ogrn}} ИНН {{client_inn}}КПП {{client_kpp}}</w:t>
+              <w:t xml:space="preserve">Местонахождение: {{client_address}} ОГРН {{client_reg_number}} ИНН {{client_inn}}КПП {{client_kpp}}</w:t>
             </w:r>
           </w:p>
           <w:p>
@@ -1084,7 +1084,7 @@
                 <w:szCs w:val="16"/>
                 <w:rtl w:val="0"/>
               </w:rPr>
-              <w:t xml:space="preserve">{{{kvvo}}} {{payment_purpose}} НДС не облагается.</w:t>
+              <w:t xml:space="preserve">{{kvvo}} {{payment_purpose}} НДС не облагается.</w:t>
             </w:r>
           </w:p>
         </w:tc>
@@ -1683,7 +1683,7 @@
           <w:szCs w:val="20"/>
           <w:rtl w:val="0"/>
         </w:rPr>
-        <w:t xml:space="preserve">Настоящим подтверждающим заявлением удостоверяется участники договора, что DRAGON BLOSSOM LIMITED/龍花有限公司 Местонахождение: КВАРТИРА/КОМНАТА 1618B, 16/F, PIONEER CENTRE, 750 NATHAN ROAD, МОНГ КОК, КОУЛУН, ГОНКОНГ/香港古隆旺角彌敦道750號創始中心16樓1618B室 Регистрационный номер/註冊號碼: 78056712  и ООО «Эмплай»  Местонахождение: {{client_address}} ОГРН {{client_ogrn}}ИНН {{client_inn}}</w:t>
+        <w:t xml:space="preserve">Настоящим подтверждающим заявлением удостоверяется участники договора, что DRAGON BLOSSOM LIMITED/龍花有限公司 Местонахождение: КВАРТИРА/КОМНАТА 1618B, 16/F, PIONEER CENTRE, 750 NATHAN ROAD, МОНГ КОК, КОУЛУН, ГОНКОНГ/香港古隆旺角彌敦道750號創始中心16樓1618B室 Регистрационный номер/註冊號碼: 78056712  и ООО «Эмплай»  Местонахождение: {{client_address}} ОГРН {{client_reg_number}}ИНН {{client_inn}}</w:t>
       </w:r>
     </w:p>
     <w:p>
@@ -2355,7 +2355,7 @@
                 <w:szCs w:val="16"/>
                 <w:rtl w:val="0"/>
               </w:rPr>
-              <w:t xml:space="preserve">ООО «Эмплай» Местонахождение: {{client_address}}, ОГРН {{client_ogrn}} ИНН {{client_inn}} КПП {{client_kpp}}</w:t>
+              <w:t xml:space="preserve">ООО «Эмплай» Местонахождение: {{client_address}}, ОГРН {{client_reg_number}} ИНН {{client_inn}} КПП {{client_kpp}}</w:t>
             </w:r>
             <w:r>
               <w:rPr>
@@ -5436,7 +5436,7 @@
           <w:u w:val="single"/>
           <w:rtl w:val="0"/>
         </w:rPr>
-        <w:t xml:space="preserve">ООО «Эмплай» {{client_address}} ОГРН {{client_ogrn}} ИНН {{client_inn}}КПП {{client_kpp}}</w:t>
+        <w:t xml:space="preserve">ООО «Эмплай» {{client_address}} ОГРН {{client_reg_number}} ИНН {{client_inn}}КПП {{client_kpp}}</w:t>
       </w:r>
       <w:r>
         <w:rPr>
@@ -7834,7 +7834,7 @@
           <w:u w:val="single"/>
           <w:rtl w:val="0"/>
         </w:rPr>
-        <w:t xml:space="preserve">{{client_name}}</w:t>
+        <w:t xml:space="preserve">{{client_display_name}}</w:t>
       </w:r>
       <w:r>
         <w:rPr>

--- a/data/TEMPLATE_hodler_deal.docx
+++ b/data/TEMPLATE_hodler_deal.docx
@@ -1683,7 +1683,7 @@
           <w:szCs w:val="20"/>
           <w:rtl w:val="0"/>
         </w:rPr>
-        <w:t xml:space="preserve">Настоящим подтверждающим заявлением удостоверяется участники договора, что DRAGON BLOSSOM LIMITED/龍花有限公司 Местонахождение: КВАРТИРА/КОМНАТА 1618B, 16/F, PIONEER CENTRE, 750 NATHAN ROAD, МОНГ КОК, КОУЛУН, ГОНКОНГ/香港古隆旺角彌敦道750號創始中心16樓1618B室 Регистрационный номер/註冊號碼: 78056712  и ООО «Эмплай»  Местонахождение: {{client_address}} ОГРН {{client_reg_number}}ИНН {{client_inn}}</w:t>
+        <w:t xml:space="preserve">Настоящим подтверждающим заявлением удостоверяется участники договора, что {{va_seller_name}} {{va_seller_address}} {{va_seller_reg}}  и {{client_display_name}}  Местонахождение: {{client_address}} Рег. номер: {{client_reg_number}}ИНН {{client_inn}}</w:t>
       </w:r>
     </w:p>
     <w:p>
@@ -2355,7 +2355,7 @@
                 <w:szCs w:val="16"/>
                 <w:rtl w:val="0"/>
               </w:rPr>
-              <w:t xml:space="preserve">ООО «Эмплай» Местонахождение: {{client_address}}, ОГРН {{client_reg_number}} ИНН {{client_inn}} КПП {{client_kpp}}</w:t>
+              <w:t xml:space="preserve">{{client_display_name}} Местонахождение: {{client_address}}, Рег. номер: {{client_reg_number}} ИНН {{client_inn}} КПП {{client_kpp}}</w:t>
             </w:r>
             <w:r>
               <w:rPr>
@@ -5436,7 +5436,7 @@
           <w:u w:val="single"/>
           <w:rtl w:val="0"/>
         </w:rPr>
-        <w:t xml:space="preserve">ООО «Эмплай» {{client_address}} ОГРН {{client_reg_number}} ИНН {{client_inn}}КПП {{client_kpp}}</w:t>
+        <w:t xml:space="preserve">{{client_display_name}} {{client_address}} Рег. номер: {{client_reg_number}} ИНН {{client_inn}}КПП {{client_kpp}}</w:t>
       </w:r>
       <w:r>
         <w:rPr>

--- a/data/TEMPLATE_hodler_deal.docx
+++ b/data/TEMPLATE_hodler_deal.docx
@@ -1683,7 +1683,7 @@
           <w:szCs w:val="20"/>
           <w:rtl w:val="0"/>
         </w:rPr>
-        <w:t xml:space="preserve">Настоящим подтверждающим заявлением удостоверяется участники договора, что {{va_seller_name}} {{va_seller_address}} {{va_seller_reg}}  и {{client_display_name}}  Местонахождение: {{client_address}} Рег. номер: {{client_reg_number}}ИНН {{client_inn}}</w:t>
+        <w:t xml:space="preserve">Настоящим подтверждающим заявлением удостоверяется участники договора, что DRAGON BLOSSOM LIMITED/龍花有限公司 Местонахождение: КВАРТИРА/КОМНАТА 1618B, 16/F, PIONEER CENTRE, 750 NATHAN ROAD, МОНГ КОК, КОУЛУН, ГОНКОНГ/香港古隆旺角彌敦道750號創始中心16樓1618B室 Регистрационный номер/註冊號碼: 78056712  и ООО «Эмплай»  Местонахождение: {{client_address}} ОГРН {{client_reg_number}}ИНН {{client_inn}}</w:t>
       </w:r>
     </w:p>
     <w:p>
@@ -2355,7 +2355,7 @@
                 <w:szCs w:val="16"/>
                 <w:rtl w:val="0"/>
               </w:rPr>
-              <w:t xml:space="preserve">{{client_display_name}} Местонахождение: {{client_address}}, Рег. номер: {{client_reg_number}} ИНН {{client_inn}} КПП {{client_kpp}}</w:t>
+              <w:t xml:space="preserve">ООО «Эмплай» Местонахождение: {{client_address}}, ОГРН {{client_reg_number}} ИНН {{client_inn}} КПП {{client_kpp}}</w:t>
             </w:r>
             <w:r>
               <w:rPr>
@@ -5368,7 +5368,7 @@
           <w:u w:val="single"/>
           <w:rtl w:val="0"/>
         </w:rPr>
-        <w:t xml:space="preserve">№01-EMPL от 03/04/2026</w:t>
+        <w:t xml:space="preserve">{{contract_id}} от {{contract_date_act}}</w:t>
       </w:r>
       <w:r>
         <w:rPr>
@@ -5436,7 +5436,7 @@
           <w:u w:val="single"/>
           <w:rtl w:val="0"/>
         </w:rPr>
-        <w:t xml:space="preserve">{{client_display_name}} {{client_address}} Рег. номер: {{client_reg_number}} ИНН {{client_inn}}КПП {{client_kpp}}</w:t>
+        <w:t xml:space="preserve">ООО «Эмплай» {{client_address}} ОГРН {{client_reg_number}} ИНН {{client_inn}}КПП {{client_kpp}}</w:t>
       </w:r>
       <w:r>
         <w:rPr>
@@ -6405,7 +6405,7 @@
                 <w:szCs w:val="21"/>
                 <w:rtl w:val="0"/>
               </w:rPr>
-              <w:t xml:space="preserve">140 000</w:t>
+              <w:t xml:space="preserve">{{usdt_amount}}</w:t>
             </w:r>
             <w:r>
               <w:rPr>
@@ -6900,7 +6900,7 @@
                 <w:szCs w:val="21"/>
                 <w:rtl w:val="0"/>
               </w:rPr>
-              <w:t xml:space="preserve">140 000 </w:t>
+              <w:t xml:space="preserve">{{usdt_amount}} </w:t>
             </w:r>
             <w:r>
               <w:rPr>
@@ -7006,7 +7006,7 @@
                 <w:szCs w:val="20"/>
                 <w:rtl w:val="0"/>
               </w:rPr>
-              <w:t xml:space="preserve">р.11 091 730,38</w:t>
+              <w:t xml:space="preserve">р.{{rub_amount}}</w:t>
             </w:r>
             <w:r>
               <w:rPr>
@@ -7526,7 +7526,7 @@
                 <w:szCs w:val="14"/>
                 <w:rtl w:val="0"/>
               </w:rPr>
-              <w:t xml:space="preserve">79,22</w:t>
+              <w:t xml:space="preserve">{{exchange_rate}}</w:t>
             </w:r>
           </w:p>
         </w:tc>
